--- a/dosyalar/etkinlikler/7-sinif/arapca-7-2-etkinlik.docx
+++ b/dosyalar/etkinlikler/7-sinif/arapca-7-2-etkinlik.docx
@@ -4319,7 +4319,7 @@
                 <w:szCs w:val="32"/>
                 <w:rtl/>
               </w:rPr>
-              <w:t xml:space="preserve">نَشْرَةُ الطَّقْسِ</w:t>
+              <w:t xml:space="preserve">نَشْرَةُ الطَّقْسِ</w:t>
             </w:r>
           </w:p>
           <w:p>
@@ -4369,7 +4369,7 @@
                 <w:szCs w:val="32"/>
                 <w:rtl/>
               </w:rPr>
-              <w:t xml:space="preserve">اَلْجَوُّ</w:t>
+              <w:t xml:space="preserve">اَلجَوُّ</w:t>
             </w:r>
           </w:p>
           <w:p>
@@ -4674,7 +4674,7 @@
                 <w:szCs w:val="32"/>
                 <w:rtl/>
               </w:rPr>
-              <w:t xml:space="preserve">دَرَجَةُ الْحَرَارَةِ</w:t>
+              <w:t xml:space="preserve">دَرَجَةُ الحَرَارَةِ</w:t>
             </w:r>
           </w:p>
           <w:p>
@@ -4729,7 +4729,7 @@
                 <w:szCs w:val="32"/>
                 <w:rtl/>
               </w:rPr>
-              <w:t xml:space="preserve">اَلسَّمَاءُ</w:t>
+              <w:t xml:space="preserve">اَلسَّمَاءُ</w:t>
             </w:r>
           </w:p>
           <w:p>
@@ -4779,7 +4779,7 @@
                 <w:szCs w:val="32"/>
                 <w:rtl/>
               </w:rPr>
-              <w:t xml:space="preserve">اَلرِّيَاحُ</w:t>
+              <w:t xml:space="preserve">اَلرِّيَاحُ</w:t>
             </w:r>
           </w:p>
           <w:p>
@@ -4829,7 +4829,7 @@
                 <w:szCs w:val="32"/>
                 <w:rtl/>
               </w:rPr>
-              <w:t xml:space="preserve">اَلْيَوْمَ</w:t>
+              <w:t xml:space="preserve">اَليَوْمَ</w:t>
             </w:r>
           </w:p>
           <w:p>
@@ -5348,7 +5348,7 @@
                 <w:szCs w:val="32"/>
                 <w:rtl/>
               </w:rPr>
-              <w:t xml:space="preserve">نَشْرَةُ الطَّقْسِ</w:t>
+              <w:t xml:space="preserve">نَشْرَةُ الطَّقْسِ</w:t>
             </w:r>
           </w:p>
           <w:p>
@@ -5366,7 +5366,7 @@
                 <w:szCs w:val="30"/>
                 <w:rtl/>
               </w:rPr>
-              <w:t xml:space="preserve">أَهْلًا وَسَهْلًا بِكُمْ فِي نَشْرَةِ الطَّقْسِ.</w:t>
+              <w:t xml:space="preserve">أَهْلًا وَسَهْلًا بِكُمْ فِي نَشْرَةِ الطَّقْسِ.</w:t>
             </w:r>
           </w:p>
           <w:p>
@@ -5384,7 +5384,7 @@
                 <w:szCs w:val="30"/>
                 <w:rtl/>
               </w:rPr>
-              <w:t xml:space="preserve">اَلْجَوُّ الْيَوْمَ فِي إِسْطَنْبُولَ غَائِمٌ وَبَارِدٌ.</w:t>
+              <w:t xml:space="preserve">اَلجَوُّ اليَوْمَ فِي إِسْطَنْبُول غَائِمٌ وَبَارِدٌ.</w:t>
             </w:r>
           </w:p>
           <w:p>
@@ -5402,7 +5402,7 @@
                 <w:szCs w:val="30"/>
                 <w:rtl/>
               </w:rPr>
-              <w:t xml:space="preserve">تَنْزِلُ الْأَمْطَارُ فِي طَرَابْزُونَ وَالرِّيَاحُ قَوِيَّةٌ.</w:t>
+              <w:t xml:space="preserve">تَنْزِلُ الأَمْطَارُ فِي طَرَابْزُون وَالرِّيَاحُ قَوِيَّةٌ.</w:t>
             </w:r>
           </w:p>
           <w:p>
@@ -5420,7 +5420,7 @@
                 <w:szCs w:val="30"/>
                 <w:rtl/>
               </w:rPr>
-              <w:t xml:space="preserve">اَلسَّمَاءُ صَافِيَةٌ فِي أَنْطَالْيَا وَالْجَوُّ حَارٌّ.</w:t>
+              <w:t xml:space="preserve">اَلسَّمَاءُ صَافِيَةٌ فِي أَنْطَالْيَا وَالْجَوُّ حَارٌّ.</w:t>
             </w:r>
           </w:p>
           <w:p>
@@ -5438,7 +5438,7 @@
                 <w:szCs w:val="30"/>
                 <w:rtl/>
               </w:rPr>
-              <w:t xml:space="preserve">غَدًا يَكُونُ الْجَوُّ مُشْمِسًا فِي أَكْثَرِ الْمُدُنِ.</w:t>
+              <w:t xml:space="preserve">غَدًا يَكُونُ الجَوُّ مُشْمِسًا فِي أَكْثَرِ المُدُنِ.</w:t>
             </w:r>
           </w:p>
           <w:p>
@@ -5456,7 +5456,7 @@
                 <w:szCs w:val="30"/>
                 <w:rtl/>
               </w:rPr>
-              <w:t xml:space="preserve">شُكْرًا لَكُمْ ، إِلَى اللِّقَاءِ.</w:t>
+              <w:t xml:space="preserve">شُكْرًا لَكُمْ ، إِلَى اللِّقَاءِ.</w:t>
             </w:r>
           </w:p>
         </w:tc>
@@ -5716,7 +5716,7 @@
                 <w:szCs w:val="28"/>
                 <w:rtl/>
               </w:rPr>
-              <w:t xml:space="preserve">اَلْجَوُّ الْيَوْمَ فِي أَنْقَرَةَ ……………………… .</w:t>
+              <w:t xml:space="preserve">اَلجَوُّ اليَوْمَ فِي أَنْقَرَة ……………………… .</w:t>
             </w:r>
           </w:p>
         </w:tc>
@@ -5788,7 +5788,7 @@
                 <w:szCs w:val="28"/>
                 <w:rtl/>
               </w:rPr>
-              <w:t xml:space="preserve">يَنْزِلُ الثَّلْجُ فِي أَرْضُرُومَ ، اَلْجَوُّ ……………………… .</w:t>
+              <w:t xml:space="preserve">يَنْزِلُ الثَّلْجُ فِي أَرْضُرُوم ، اَلجَوُّ ……………………… .</w:t>
             </w:r>
           </w:p>
         </w:tc>
@@ -5860,7 +5860,7 @@
                 <w:szCs w:val="28"/>
                 <w:rtl/>
               </w:rPr>
-              <w:t xml:space="preserve">اَلرِّيَاحُ قَوِيَّةٌ فِي سِينُوبَ ، اَلْجَوُّ ……………………… .</w:t>
+              <w:t xml:space="preserve">اَلرِّيَاحُ قَوِيَّةٌ فِي سِينُوب ، اَلجَوُّ ……………………… .</w:t>
             </w:r>
           </w:p>
         </w:tc>
@@ -5932,7 +5932,7 @@
                 <w:szCs w:val="28"/>
                 <w:rtl/>
               </w:rPr>
-              <w:t xml:space="preserve">تَنْزِلُ الْأَمْطَارُ فِي رِيزَةَ ، اَلْجَوُّ ……………………… .</w:t>
+              <w:t xml:space="preserve">تَنْزِلُ الأَمْطَارُ فِي رِيزَةَ ، اَلجَوُّ ……………………… .</w:t>
             </w:r>
           </w:p>
         </w:tc>
@@ -6004,7 +6004,7 @@
                 <w:szCs w:val="28"/>
                 <w:rtl/>
               </w:rPr>
-              <w:t xml:space="preserve">……………………… تَرْتَفِعُ دَرَجَةُ الْحَرَارَةِ فِي إِزْمِيرَ.</w:t>
+              <w:t xml:space="preserve">……………………… تَرْتَفِعُ دَرَجَةُ الحَرَارَةِ فِي إِزْمِير.</w:t>
             </w:r>
           </w:p>
         </w:tc>
@@ -6157,7 +6157,7 @@
                 <w:szCs w:val="30"/>
                 <w:rtl/>
               </w:rPr>
-              <w:t xml:space="preserve">أَهْلًا بِكُمْ   —   اَلْجَوُّ   —   اَلْيَوْمَ   —   دَرَجَةُ الْحَرَارَةِ   —   غَدًا   —   إِلَى اللِّقَاءِ</w:t>
+              <w:t xml:space="preserve">أَهْلًا بِكُمْ   —   اَلجَوُّ   —   اَليَوْمَ   —   دَرَجَةُ الحَرَارَةِ   —   غَدًا   —   إِلَى اللِّقَاءِ</w:t>
             </w:r>
           </w:p>
         </w:tc>

--- a/dosyalar/etkinlikler/7-sinif/arapca-7-2-etkinlik.docx
+++ b/dosyalar/etkinlikler/7-sinif/arapca-7-2-etkinlik.docx
@@ -4311,7 +4311,7 @@
             </w:pPr>
             <w:r>
               <w:rPr>
-                <w:rFonts w:ascii="Markazi Text" w:cs="Markazi Text" w:eastAsia="Markazi Text" w:hAnsi="Markazi Text"/>
+                <w:rFonts w:ascii="Arakom" w:cs="Arakom" w:eastAsia="Arakom" w:hAnsi="Arakom"/>
                 <w:b w:val="false"/>
                 <w:bCs w:val="false"/>
                 <w:color w:val="111111"/>
@@ -4361,7 +4361,7 @@
             </w:pPr>
             <w:r>
               <w:rPr>
-                <w:rFonts w:ascii="Markazi Text" w:cs="Markazi Text" w:eastAsia="Markazi Text" w:hAnsi="Markazi Text"/>
+                <w:rFonts w:ascii="Arakom" w:cs="Arakom" w:eastAsia="Arakom" w:hAnsi="Arakom"/>
                 <w:b w:val="false"/>
                 <w:bCs w:val="false"/>
                 <w:color w:val="111111"/>
@@ -4411,7 +4411,7 @@
             </w:pPr>
             <w:r>
               <w:rPr>
-                <w:rFonts w:ascii="Markazi Text" w:cs="Markazi Text" w:eastAsia="Markazi Text" w:hAnsi="Markazi Text"/>
+                <w:rFonts w:ascii="Arakom" w:cs="Arakom" w:eastAsia="Arakom" w:hAnsi="Arakom"/>
                 <w:b w:val="false"/>
                 <w:bCs w:val="false"/>
                 <w:color w:val="111111"/>
@@ -4461,7 +4461,7 @@
             </w:pPr>
             <w:r>
               <w:rPr>
-                <w:rFonts w:ascii="Markazi Text" w:cs="Markazi Text" w:eastAsia="Markazi Text" w:hAnsi="Markazi Text"/>
+                <w:rFonts w:ascii="Arakom" w:cs="Arakom" w:eastAsia="Arakom" w:hAnsi="Arakom"/>
                 <w:b w:val="false"/>
                 <w:bCs w:val="false"/>
                 <w:color w:val="111111"/>
@@ -4516,7 +4516,7 @@
             </w:pPr>
             <w:r>
               <w:rPr>
-                <w:rFonts w:ascii="Markazi Text" w:cs="Markazi Text" w:eastAsia="Markazi Text" w:hAnsi="Markazi Text"/>
+                <w:rFonts w:ascii="Arakom" w:cs="Arakom" w:eastAsia="Arakom" w:hAnsi="Arakom"/>
                 <w:b w:val="false"/>
                 <w:bCs w:val="false"/>
                 <w:color w:val="111111"/>
@@ -4566,7 +4566,7 @@
             </w:pPr>
             <w:r>
               <w:rPr>
-                <w:rFonts w:ascii="Markazi Text" w:cs="Markazi Text" w:eastAsia="Markazi Text" w:hAnsi="Markazi Text"/>
+                <w:rFonts w:ascii="Arakom" w:cs="Arakom" w:eastAsia="Arakom" w:hAnsi="Arakom"/>
                 <w:b w:val="false"/>
                 <w:bCs w:val="false"/>
                 <w:color w:val="111111"/>
@@ -4616,7 +4616,7 @@
             </w:pPr>
             <w:r>
               <w:rPr>
-                <w:rFonts w:ascii="Markazi Text" w:cs="Markazi Text" w:eastAsia="Markazi Text" w:hAnsi="Markazi Text"/>
+                <w:rFonts w:ascii="Arakom" w:cs="Arakom" w:eastAsia="Arakom" w:hAnsi="Arakom"/>
                 <w:b w:val="false"/>
                 <w:bCs w:val="false"/>
                 <w:color w:val="111111"/>
@@ -4666,7 +4666,7 @@
             </w:pPr>
             <w:r>
               <w:rPr>
-                <w:rFonts w:ascii="Markazi Text" w:cs="Markazi Text" w:eastAsia="Markazi Text" w:hAnsi="Markazi Text"/>
+                <w:rFonts w:ascii="Arakom" w:cs="Arakom" w:eastAsia="Arakom" w:hAnsi="Arakom"/>
                 <w:b w:val="false"/>
                 <w:bCs w:val="false"/>
                 <w:color w:val="111111"/>
@@ -4721,7 +4721,7 @@
             </w:pPr>
             <w:r>
               <w:rPr>
-                <w:rFonts w:ascii="Markazi Text" w:cs="Markazi Text" w:eastAsia="Markazi Text" w:hAnsi="Markazi Text"/>
+                <w:rFonts w:ascii="Arakom" w:cs="Arakom" w:eastAsia="Arakom" w:hAnsi="Arakom"/>
                 <w:b w:val="false"/>
                 <w:bCs w:val="false"/>
                 <w:color w:val="111111"/>
@@ -4771,7 +4771,7 @@
             </w:pPr>
             <w:r>
               <w:rPr>
-                <w:rFonts w:ascii="Markazi Text" w:cs="Markazi Text" w:eastAsia="Markazi Text" w:hAnsi="Markazi Text"/>
+                <w:rFonts w:ascii="Arakom" w:cs="Arakom" w:eastAsia="Arakom" w:hAnsi="Arakom"/>
                 <w:b w:val="false"/>
                 <w:bCs w:val="false"/>
                 <w:color w:val="111111"/>
@@ -4821,7 +4821,7 @@
             </w:pPr>
             <w:r>
               <w:rPr>
-                <w:rFonts w:ascii="Markazi Text" w:cs="Markazi Text" w:eastAsia="Markazi Text" w:hAnsi="Markazi Text"/>
+                <w:rFonts w:ascii="Arakom" w:cs="Arakom" w:eastAsia="Arakom" w:hAnsi="Arakom"/>
                 <w:b w:val="false"/>
                 <w:bCs w:val="false"/>
                 <w:color w:val="111111"/>
@@ -4871,7 +4871,7 @@
             </w:pPr>
             <w:r>
               <w:rPr>
-                <w:rFonts w:ascii="Markazi Text" w:cs="Markazi Text" w:eastAsia="Markazi Text" w:hAnsi="Markazi Text"/>
+                <w:rFonts w:ascii="Arakom" w:cs="Arakom" w:eastAsia="Arakom" w:hAnsi="Arakom"/>
                 <w:b w:val="false"/>
                 <w:bCs w:val="false"/>
                 <w:color w:val="111111"/>
@@ -5340,7 +5340,7 @@
             </w:pPr>
             <w:r>
               <w:rPr>
-                <w:rFonts w:ascii="Markazi Text" w:cs="Markazi Text" w:eastAsia="Markazi Text" w:hAnsi="Markazi Text"/>
+                <w:rFonts w:ascii="Arakom" w:cs="Arakom" w:eastAsia="Arakom" w:hAnsi="Arakom"/>
                 <w:b/>
                 <w:bCs/>
                 <w:color w:val="111111"/>
@@ -5358,7 +5358,7 @@
             </w:pPr>
             <w:r>
               <w:rPr>
-                <w:rFonts w:ascii="Markazi Text" w:cs="Markazi Text" w:eastAsia="Markazi Text" w:hAnsi="Markazi Text"/>
+                <w:rFonts w:ascii="Arakom" w:cs="Arakom" w:eastAsia="Arakom" w:hAnsi="Arakom"/>
                 <w:b w:val="false"/>
                 <w:bCs w:val="false"/>
                 <w:color w:val="111111"/>
@@ -5376,7 +5376,7 @@
             </w:pPr>
             <w:r>
               <w:rPr>
-                <w:rFonts w:ascii="Markazi Text" w:cs="Markazi Text" w:eastAsia="Markazi Text" w:hAnsi="Markazi Text"/>
+                <w:rFonts w:ascii="Arakom" w:cs="Arakom" w:eastAsia="Arakom" w:hAnsi="Arakom"/>
                 <w:b w:val="false"/>
                 <w:bCs w:val="false"/>
                 <w:color w:val="111111"/>
@@ -5394,7 +5394,7 @@
             </w:pPr>
             <w:r>
               <w:rPr>
-                <w:rFonts w:ascii="Markazi Text" w:cs="Markazi Text" w:eastAsia="Markazi Text" w:hAnsi="Markazi Text"/>
+                <w:rFonts w:ascii="Arakom" w:cs="Arakom" w:eastAsia="Arakom" w:hAnsi="Arakom"/>
                 <w:b w:val="false"/>
                 <w:bCs w:val="false"/>
                 <w:color w:val="111111"/>
@@ -5412,7 +5412,7 @@
             </w:pPr>
             <w:r>
               <w:rPr>
-                <w:rFonts w:ascii="Markazi Text" w:cs="Markazi Text" w:eastAsia="Markazi Text" w:hAnsi="Markazi Text"/>
+                <w:rFonts w:ascii="Arakom" w:cs="Arakom" w:eastAsia="Arakom" w:hAnsi="Arakom"/>
                 <w:b w:val="false"/>
                 <w:bCs w:val="false"/>
                 <w:color w:val="111111"/>
@@ -5430,7 +5430,7 @@
             </w:pPr>
             <w:r>
               <w:rPr>
-                <w:rFonts w:ascii="Markazi Text" w:cs="Markazi Text" w:eastAsia="Markazi Text" w:hAnsi="Markazi Text"/>
+                <w:rFonts w:ascii="Arakom" w:cs="Arakom" w:eastAsia="Arakom" w:hAnsi="Arakom"/>
                 <w:b w:val="false"/>
                 <w:bCs w:val="false"/>
                 <w:color w:val="111111"/>
@@ -5448,7 +5448,7 @@
             </w:pPr>
             <w:r>
               <w:rPr>
-                <w:rFonts w:ascii="Markazi Text" w:cs="Markazi Text" w:eastAsia="Markazi Text" w:hAnsi="Markazi Text"/>
+                <w:rFonts w:ascii="Arakom" w:cs="Arakom" w:eastAsia="Arakom" w:hAnsi="Arakom"/>
                 <w:b w:val="false"/>
                 <w:bCs w:val="false"/>
                 <w:color w:val="111111"/>
@@ -5601,7 +5601,7 @@
             </w:pPr>
             <w:r>
               <w:rPr>
-                <w:rFonts w:ascii="Markazi Text" w:cs="Markazi Text" w:eastAsia="Markazi Text" w:hAnsi="Markazi Text"/>
+                <w:rFonts w:ascii="Arakom" w:cs="Arakom" w:eastAsia="Arakom" w:hAnsi="Arakom"/>
                 <w:b w:val="false"/>
                 <w:bCs w:val="false"/>
                 <w:color w:val="111111"/>
@@ -5708,7 +5708,7 @@
             </w:pPr>
             <w:r>
               <w:rPr>
-                <w:rFonts w:ascii="Markazi Text" w:cs="Markazi Text" w:eastAsia="Markazi Text" w:hAnsi="Markazi Text"/>
+                <w:rFonts w:ascii="Arakom" w:cs="Arakom" w:eastAsia="Arakom" w:hAnsi="Arakom"/>
                 <w:b w:val="false"/>
                 <w:bCs w:val="false"/>
                 <w:color w:val="111111"/>
@@ -5780,7 +5780,7 @@
             </w:pPr>
             <w:r>
               <w:rPr>
-                <w:rFonts w:ascii="Markazi Text" w:cs="Markazi Text" w:eastAsia="Markazi Text" w:hAnsi="Markazi Text"/>
+                <w:rFonts w:ascii="Arakom" w:cs="Arakom" w:eastAsia="Arakom" w:hAnsi="Arakom"/>
                 <w:b w:val="false"/>
                 <w:bCs w:val="false"/>
                 <w:color w:val="111111"/>
@@ -5852,7 +5852,7 @@
             </w:pPr>
             <w:r>
               <w:rPr>
-                <w:rFonts w:ascii="Markazi Text" w:cs="Markazi Text" w:eastAsia="Markazi Text" w:hAnsi="Markazi Text"/>
+                <w:rFonts w:ascii="Arakom" w:cs="Arakom" w:eastAsia="Arakom" w:hAnsi="Arakom"/>
                 <w:b w:val="false"/>
                 <w:bCs w:val="false"/>
                 <w:color w:val="111111"/>
@@ -5924,7 +5924,7 @@
             </w:pPr>
             <w:r>
               <w:rPr>
-                <w:rFonts w:ascii="Markazi Text" w:cs="Markazi Text" w:eastAsia="Markazi Text" w:hAnsi="Markazi Text"/>
+                <w:rFonts w:ascii="Arakom" w:cs="Arakom" w:eastAsia="Arakom" w:hAnsi="Arakom"/>
                 <w:b w:val="false"/>
                 <w:bCs w:val="false"/>
                 <w:color w:val="111111"/>
@@ -5996,7 +5996,7 @@
             </w:pPr>
             <w:r>
               <w:rPr>
-                <w:rFonts w:ascii="Markazi Text" w:cs="Markazi Text" w:eastAsia="Markazi Text" w:hAnsi="Markazi Text"/>
+                <w:rFonts w:ascii="Arakom" w:cs="Arakom" w:eastAsia="Arakom" w:hAnsi="Arakom"/>
                 <w:b w:val="false"/>
                 <w:bCs w:val="false"/>
                 <w:color w:val="111111"/>
@@ -6149,7 +6149,7 @@
             </w:pPr>
             <w:r>
               <w:rPr>
-                <w:rFonts w:ascii="Markazi Text" w:cs="Markazi Text" w:eastAsia="Markazi Text" w:hAnsi="Markazi Text"/>
+                <w:rFonts w:ascii="Arakom" w:cs="Arakom" w:eastAsia="Arakom" w:hAnsi="Arakom"/>
                 <w:b w:val="false"/>
                 <w:bCs w:val="false"/>
                 <w:color w:val="111111"/>
